--- a/08_组员资料/成员4_Part4_交付/ID-Coo_报告提交框架_EN_R10润色_引用核对版.docx
+++ b/08_组员资料/成员4_Part4_交付/ID-Coo_报告提交框架_EN_R10润色_引用核对版.docx
@@ -3334,12 +3334,12 @@
           </w:p>
           <w:p>
             <w:r>
-              <w:t>Safety functions and required performance levels follow a site risk assessment using ISO 13849-1 [24]; no achieved level is claimed. Mechanical guards and validated obstruction responses protect the gates. Ultrasonic points alone cannot provide anti-pinch protection.</w:t>
+              <w:t>Safety functions and required performance levels follow a site risk assessment using general functional-safety methods; no achieved level is claimed. Mechanical guards and validated obstruction responses protect the gates. Ultrasonic points alone cannot provide anti-pinch protection.</w:t>
             </w:r>
           </w:p>
           <w:p>
             <w:r>
-              <w:t>On power loss, hazardous movement stops and each gate holds a defined state; a short backup saves the event and signals the fault. Staff can release cattle from outside. On restart, the controller verifies gate positions and occupancy rather than resuming interrupted motion. Training and inspection follow HSE guidance [25]. (UR4, UR5)</w:t>
+              <w:t>On power loss, hazardous movement stops and each gate holds a defined state; a short backup saves the event and signals the fault. Staff can release cattle from outside. On restart, the controller verifies gate positions and occupancy rather than resuming interrupted motion. Training and inspection follow HSE guidance [24]. (UR4, UR5)</w:t>
             </w:r>
           </w:p>
           <w:tbl>
@@ -5320,7 +5320,7 @@
           </w:p>
           <w:p>
             <w:r>
-              <w:t>Version 1 stores records locally and exports them for audit; direct LIS access is not assumed. If specifications and authorisation become available, an adapter will separate internal passages from reportable movements, validate fields, retain submissions and receipts, prevent duplicates, and reconcile after outages [1], [8], [26].</w:t>
+              <w:t>Version 1 stores records locally and exports them for audit; direct LIS access is not assumed. If specifications and authorisation become available, an adapter will separate internal passages from reportable movements, validate fields, retain submissions and receipts, prevent duplicates, and reconcile after outages [1], [8], [25].</w:t>
             </w:r>
             <w:proofErr w:type="spellStart"/>
             <w:r/>
@@ -6705,7 +6705,7 @@
         <w:rPr>
           <w:sz w:val="18"/>
         </w:rPr>
-        <w:t>[24] International Organization for Standardization, “Safety of machinery—Safety-related parts of control systems—Part 1: General principles for design,” ISO 13849-1:2023, 2023. [Online]. Available: https://www.iso.org/standard/73481.html. Accessed: Oct. 15, 2026.</w:t>
+        <w:t>[24] Health and Safety Executive, “Livestock,” n.d. [Online]. Available: https://www.hse.gov.uk/agriculture/topics/livestock.htm. Accessed: Oct. 15, 2026.</w:t>
       </w:r>
     </w:p>
     <w:p>
@@ -6718,20 +6718,7 @@
         <w:rPr>
           <w:sz w:val="18"/>
         </w:rPr>
-        <w:t>[25] Health and Safety Executive, “Livestock,” n.d. [Online]. Available: https://www.hse.gov.uk/agriculture/topics/livestock.htm. Accessed: Oct. 15, 2026.</w:t>
-      </w:r>
-    </w:p>
-    <w:p>
-      <w:pPr>
-        <w:keepLines/>
-        <w:spacing w:after="100" w:line="240" w:lineRule="auto"/>
-        <w:ind w:left="461" w:hanging="461"/>
-      </w:pPr>
-      <w:r>
-        <w:rPr>
-          <w:sz w:val="18"/>
-        </w:rPr>
-        <w:t>[26] British Cattle Movement Service and Rural Payments Agency, “Keep a holding register for cattle to record births, movements and deaths,” GOV.UK, Jun. 28, 2023. [Online]. Available: https://www.gov.uk/guidance/keep-a-holding-register-for-cattle. Accessed: Oct. 15, 2026.</w:t>
+        <w:t>[25] British Cattle Movement Service and Rural Payments Agency, “Keep a holding register for cattle to record births, movements and deaths,” GOV.UK, Jun. 28, 2023. [Online]. Available: https://www.gov.uk/guidance/keep-a-holding-register-for-cattle. Accessed: Oct. 15, 2026.</w:t>
       </w:r>
     </w:p>
     <w:sectPr>

--- a/08_组员资料/成员4_Part4_交付/ID-Coo_报告提交框架_EN_R10润色_引用核对版.docx
+++ b/08_组员资料/成员4_Part4_交付/ID-Coo_报告提交框架_EN_R10润色_引用核对版.docx
@@ -2578,7 +2578,7 @@
           </w:p>
           <w:p>
             <w:r>
-              <w:t>Version 1 has one buffer and one detection section. More upstream sections would add waiting space, not speed to the read-and-divert cycle, while adding gates and faults. Adjustable alleys about 526–800 mm wide, with 8 ft and 10 ft modules, indicate a structural envelope [16], [17]. A backing stop may help with reversal but cannot replace the separating gate.</w:t>
+              <w:t>ID-Coo has one buffer and one detection section. More upstream sections would add waiting space, not speed to the read-and-divert cycle, while adding gates and faults. Adjustable alleys about 526–800 mm wide, with 8 ft and 10 ft modules, indicate a structural envelope [16], [17]. A backing stop may help with reversal but cannot replace the separating gate.</w:t>
             </w:r>
           </w:p>
           <w:p>
@@ -3902,7 +3902,7 @@
                     <w:rPr>
                       <w:sz w:val="20"/>
                     </w:rPr>
-                    <w:t>Audited export in version 1</w:t>
+                    <w:t>Audited export in Version 1</w:t>
                   </w:r>
                 </w:p>
               </w:tc>
@@ -3971,7 +3971,7 @@
           </w:p>
           <w:p>
             <w:r>
-              <w:t>A rule-based state machine handles each passage separately; version 1 needs no machine learning. Staff confirm one cow in A, after which the controller admits her to B, reads the tag, sets the exit and confirms the route taken.</w:t>
+              <w:t>A rule-based state machine handles each passage separately; Version 1 needs no machine learning. Staff confirm one cow in A, after which the controller admits her to B, reads the tag, sets the exit and confirms the route taken.</w:t>
             </w:r>
           </w:p>
           <w:tbl>
@@ -4892,7 +4892,7 @@
           </w:p>
           <w:p>
             <w:r>
-              <w:t>Late reads remain with their original event and cannot redirect the next cow. Process interlocks do not prove safe first entry, so version 1 retains staff confirmation and counts that time in its economics. Automatic entry requires prior validation of separation, anti-pinch protection and exception handling.</w:t>
+              <w:t>Late reads remain with their original event and cannot redirect the next cow. Process interlocks do not prove safe first entry, so Version 1 retains staff confirmation and counts that time in its economics. Automatic entry requires prior validation of separation, anti-pinch protection and exception handling.</w:t>
             </w:r>
           </w:p>
           <w:tbl>
@@ -5294,7 +5294,7 @@
           </w:p>
           <w:p>
             <w:r>
-              <w:t>Event ID and official identity remain separate. If no tag is read, identity stays blank until staff verify it; the original exception and later link remain auditable. If official visual identifiers also fail, staff follow the official procedure rather than invent a number.</w:t>
+              <w:t>Event ID and official identity remain separate. If no tag is read, identity stays blank until staff verify it; the original exception and later link remain auditable. If official visual identifiers also fail, staff follow the official procedure, and no identity is entered without official confirmation.</w:t>
             </w:r>
             <w:proofErr w:type="gramStart"/>
             <w:r/>
@@ -5320,7 +5320,7 @@
           </w:p>
           <w:p>
             <w:r>
-              <w:t>Version 1 stores records locally and exports them for audit; direct LIS access is not assumed. If specifications and authorisation become available, an adapter will separate internal passages from reportable movements, validate fields, retain submissions and receipts, prevent duplicates, and reconcile after outages [1], [8], [25].</w:t>
+              <w:t>ID-Coo stores records locally and exports them for audit; direct LIS access is not assumed. If specifications and authorisation become available, an adapter will separate internal passages from reportable movements, validate fields, retain submissions and receipts, prevent duplicates, and reconcile after outages [1], [8], [25].</w:t>
             </w:r>
             <w:proofErr w:type="spellStart"/>
             <w:r/>
